--- a/Week 3/BS86_HW3_2026_Instructions.docx
+++ b/Week 3/BS86_HW3_2026_Instructions.docx
@@ -3142,6 +3142,7 @@
       <w:pPr>
         <w:widowControl w:val="0"/>
         <w:numPr>
+          <w:ilvl w:val="0"/>
           <w:numId w:val="0"/>
         </w:numPr>
         <w:autoSpaceDE w:val="0"/>
@@ -3173,6 +3174,7 @@
       <w:pPr>
         <w:widowControl w:val="0"/>
         <w:numPr>
+          <w:ilvl w:val="0"/>
           <w:numId w:val="0"/>
         </w:numPr>
         <w:autoSpaceDE w:val="0"/>
@@ -3924,6 +3926,7 @@
       <w:pPr>
         <w:widowControl w:val="0"/>
         <w:numPr>
+          <w:ilvl w:val="0"/>
           <w:numId w:val="0"/>
         </w:numPr>
         <w:autoSpaceDE w:val="0"/>
@@ -3953,6 +3956,7 @@
       <w:pPr>
         <w:widowControl w:val="0"/>
         <w:numPr>
+          <w:ilvl w:val="0"/>
           <w:numId w:val="0"/>
         </w:numPr>
         <w:autoSpaceDE w:val="0"/>
@@ -4299,7 +4303,8 @@
         <w:adjustRightInd w:val="0"/>
         <w:spacing w:after="0" w:line="480" w:lineRule="auto"/>
         <w:rPr>
-          <w:rFonts w:hint="default" w:ascii="Times New Roman" w:hAnsi="Times New Roman" w:eastAsia="宋体" w:cs="Times New Roman"/>
+          <w:rFonts w:hint="eastAsia" w:ascii="Times New Roman" w:hAnsi="Times New Roman" w:eastAsia="宋体" w:cs="Times New Roman"/>
+          <w:color w:val="3E3E3E"/>
           <w:sz w:val="20"/>
           <w:szCs w:val="20"/>
           <w:lang w:val="en-US" w:eastAsia="zh-CN"/>
@@ -4329,88 +4334,20 @@
           <w:szCs w:val="20"/>
           <w:lang w:val="en-US" w:eastAsia="zh-CN"/>
         </w:rPr>
-        <w:t>plot distribution showing the different slopes in five class</w:t>
-      </w:r>
-    </w:p>
-    <w:p>
-      <w:pPr>
-        <w:widowControl w:val="0"/>
-        <w:tabs>
-          <w:tab w:val="left" w:pos="636"/>
-          <w:tab w:val="left" w:pos="1273"/>
-          <w:tab w:val="left" w:pos="1910"/>
-          <w:tab w:val="left" w:pos="2546"/>
-          <w:tab w:val="left" w:pos="3183"/>
-          <w:tab w:val="left" w:pos="3820"/>
-          <w:tab w:val="left" w:pos="4456"/>
-          <w:tab w:val="left" w:pos="5093"/>
-          <w:tab w:val="left" w:pos="5730"/>
-          <w:tab w:val="left" w:pos="6366"/>
-          <w:tab w:val="left" w:pos="7003"/>
-          <w:tab w:val="left" w:pos="7640"/>
-          <w:tab w:val="left" w:pos="8276"/>
-          <w:tab w:val="left" w:pos="8913"/>
-          <w:tab w:val="left" w:pos="9550"/>
-          <w:tab w:val="left" w:pos="10186"/>
-          <w:tab w:val="left" w:pos="10823"/>
-          <w:tab w:val="left" w:pos="11460"/>
-          <w:tab w:val="left" w:pos="12096"/>
-          <w:tab w:val="left" w:pos="12733"/>
-          <w:tab w:val="left" w:pos="13370"/>
-          <w:tab w:val="left" w:pos="14006"/>
-          <w:tab w:val="left" w:pos="14643"/>
-          <w:tab w:val="left" w:pos="15280"/>
-          <w:tab w:val="left" w:pos="15916"/>
-          <w:tab w:val="left" w:pos="16553"/>
-          <w:tab w:val="left" w:pos="17190"/>
-          <w:tab w:val="left" w:pos="17826"/>
-          <w:tab w:val="left" w:pos="18463"/>
-          <w:tab w:val="left" w:pos="19100"/>
-          <w:tab w:val="left" w:pos="19736"/>
-          <w:tab w:val="left" w:pos="20373"/>
-          <w:tab w:val="left" w:pos="21010"/>
-          <w:tab w:val="left" w:pos="21646"/>
-          <w:tab w:val="left" w:pos="22283"/>
-          <w:tab w:val="left" w:pos="22920"/>
-          <w:tab w:val="left" w:pos="23556"/>
-          <w:tab w:val="left" w:pos="24193"/>
-          <w:tab w:val="left" w:pos="24830"/>
-          <w:tab w:val="left" w:pos="25466"/>
-          <w:tab w:val="left" w:pos="26103"/>
-          <w:tab w:val="left" w:pos="26740"/>
-          <w:tab w:val="left" w:pos="27376"/>
-          <w:tab w:val="left" w:pos="28013"/>
-          <w:tab w:val="left" w:pos="28650"/>
-          <w:tab w:val="left" w:pos="29286"/>
-          <w:tab w:val="left" w:pos="29923"/>
-          <w:tab w:val="left" w:pos="30560"/>
-          <w:tab w:val="left" w:pos="31196"/>
-        </w:tabs>
-        <w:autoSpaceDE w:val="0"/>
-        <w:autoSpaceDN w:val="0"/>
-        <w:adjustRightInd w:val="0"/>
-        <w:jc w:val="both"/>
-        <w:rPr>
-          <w:rFonts w:hint="eastAsia" w:ascii="Times New Roman" w:hAnsi="Times New Roman" w:eastAsia="宋体" w:cs="Times New Roman"/>
-          <w:color w:val="3E3E3E"/>
-          <w:sz w:val="20"/>
-          <w:szCs w:val="20"/>
-          <w:lang w:val="en-US" w:eastAsia="zh-CN"/>
-        </w:rPr>
-      </w:pPr>
-      <w:r>
-        <w:rPr>
-          <w:rFonts w:hint="eastAsia" w:ascii="Times New Roman" w:hAnsi="Times New Roman" w:eastAsia="宋体" w:cs="Times New Roman"/>
-          <w:color w:val="3E3E3E"/>
+        <w:t xml:space="preserve">plot distribution showing the different slopes in five class </w:t>
+      </w:r>
+      <w:r>
+        <w:rPr>
+          <w:rFonts w:hint="default" w:ascii="Times New Roman" w:hAnsi="Times New Roman" w:eastAsia="宋体" w:cs="Times New Roman"/>
           <w:sz w:val="20"/>
           <w:szCs w:val="20"/>
           <w:lang w:val="en-US" w:eastAsia="zh-CN"/>
         </w:rPr>
         <w:drawing>
           <wp:inline distT="0" distB="0" distL="114300" distR="114300">
-            <wp:extent cx="5756275" cy="3788410"/>
-            <wp:effectExtent l="0" t="0" r="9525" b="21590"/>
-            <wp:docPr id="6" name="图片 6" descr="figure_6"/>
+            <wp:extent cx="5758180" cy="3873500"/>
+            <wp:effectExtent l="0" t="0" r="7620" b="12700"/>
+            <wp:docPr id="1" name="图片 1" descr="figure_6"/>
             <wp:cNvGraphicFramePr>
               <a:graphicFrameLocks xmlns:a="http://schemas.openxmlformats.org/drawingml/2006/main" noChangeAspect="1"/>
             </wp:cNvGraphicFramePr>
@@ -4418,7 +4355,7 @@
               <a:graphicData uri="http://schemas.openxmlformats.org/drawingml/2006/picture">
                 <pic:pic xmlns:pic="http://schemas.openxmlformats.org/drawingml/2006/picture">
                   <pic:nvPicPr>
-                    <pic:cNvPr id="6" name="图片 6" descr="figure_6"/>
+                    <pic:cNvPr id="1" name="图片 1" descr="figure_6"/>
                     <pic:cNvPicPr>
                       <a:picLocks noChangeAspect="1"/>
                     </pic:cNvPicPr>
@@ -4432,7 +4369,7 @@
                   <pic:spPr>
                     <a:xfrm>
                       <a:off x="0" y="0"/>
-                      <a:ext cx="5756275" cy="3788410"/>
+                      <a:ext cx="5758180" cy="3873500"/>
                     </a:xfrm>
                     <a:prstGeom prst="rect">
                       <a:avLst/>
@@ -4568,8 +4505,10 @@
           <w:szCs w:val="20"/>
           <w:lang w:val="en-US" w:eastAsia="zh-CN"/>
         </w:rPr>
-        <w:t>, and the slopes represent the specific relationship within the class.</w:t>
-      </w:r>
+        <w:t>, and the slopes represent the specific relationship within the class between city and highway mileage.</w:t>
+      </w:r>
+      <w:bookmarkStart w:id="0" w:name="_GoBack"/>
+      <w:bookmarkEnd w:id="0"/>
     </w:p>
     <w:p>
       <w:pPr>
@@ -6959,8 +6898,6 @@
           <w:lang w:val="en-US" w:eastAsia="zh-CN"/>
         </w:rPr>
       </w:pPr>
-      <w:bookmarkStart w:id="0" w:name="_GoBack"/>
-      <w:bookmarkEnd w:id="0"/>
     </w:p>
     <w:p>
       <w:pPr>
